--- a/resources/docx/billing/carta-adeudo.docx
+++ b/resources/docx/billing/carta-adeudo.docx
@@ -353,98 +353,6 @@
           <w:szCs w:val="24"/>
         </w:rPr>
         <w:t xml:space="preserve"> de julio del presente año para indicárselo al administrador. </w:t>
-      </w:r>
-    </w:p>
-    <w:p>
-      <w:pPr>
-        <w:jc w:val="both"/>
-        <w:rPr>
-          <w:rFonts w:ascii="Arial" w:hAnsi="Arial" w:cs="Arial"/>
-          <w:sz w:val="24"/>
-          <w:szCs w:val="24"/>
-        </w:rPr>
-      </w:pPr>
-      <w:r>
-        <w:rPr>
-          <w:rFonts w:ascii="Arial" w:hAnsi="Arial" w:cs="Arial"/>
-          <w:sz w:val="24"/>
-          <w:szCs w:val="24"/>
-        </w:rPr>
-        <w:t>Nota: Para la ela</w:t>
-      </w:r>
-      <w:r>
-        <w:rPr>
-          <w:rFonts w:ascii="Arial" w:hAnsi="Arial" w:cs="Arial"/>
-          <w:sz w:val="24"/>
-          <w:szCs w:val="24"/>
-        </w:rPr>
-        <w:t>boración del presente documento</w:t>
-      </w:r>
-      <w:r>
-        <w:rPr>
-          <w:rFonts w:ascii="Arial" w:hAnsi="Arial" w:cs="Arial"/>
-          <w:sz w:val="24"/>
-          <w:szCs w:val="24"/>
-        </w:rPr>
-        <w:t xml:space="preserve"> se consideraron los estado</w:t>
-      </w:r>
-      <w:r>
-        <w:rPr>
-          <w:rFonts w:ascii="Arial" w:hAnsi="Arial" w:cs="Arial"/>
-          <w:sz w:val="24"/>
-          <w:szCs w:val="24"/>
-        </w:rPr>
-        <w:t>s de cuenta</w:t>
-      </w:r>
-      <w:r>
-        <w:rPr>
-          <w:rFonts w:ascii="Arial" w:hAnsi="Arial" w:cs="Arial"/>
-          <w:sz w:val="24"/>
-          <w:szCs w:val="24"/>
-        </w:rPr>
-        <w:t xml:space="preserve">, los pagos entregados físicamente y/o enviados por </w:t>
-      </w:r>
-      <w:proofErr w:type="spellStart"/>
-      <w:r>
-        <w:rPr>
-          <w:rFonts w:ascii="Arial" w:hAnsi="Arial" w:cs="Arial"/>
-          <w:sz w:val="24"/>
-          <w:szCs w:val="24"/>
-        </w:rPr>
-        <w:t>Wh</w:t>
-      </w:r>
-      <w:r>
-        <w:rPr>
-          <w:rFonts w:ascii="Arial" w:hAnsi="Arial" w:cs="Arial"/>
-          <w:sz w:val="24"/>
-          <w:szCs w:val="24"/>
-        </w:rPr>
-        <w:t>atssap</w:t>
-      </w:r>
-      <w:proofErr w:type="spellEnd"/>
-      <w:r>
-        <w:rPr>
-          <w:rFonts w:ascii="Arial" w:hAnsi="Arial" w:cs="Arial"/>
-          <w:sz w:val="24"/>
-          <w:szCs w:val="24"/>
-        </w:rPr>
-        <w:t xml:space="preserve"> </w:t>
-      </w:r>
-      <w:r>
-        <w:rPr>
-          <w:rFonts w:ascii="Arial" w:hAnsi="Arial" w:cs="Arial"/>
-          <w:sz w:val="24"/>
-          <w:szCs w:val="24"/>
-        </w:rPr>
-        <w:t>hasta el 12 de julio 2026</w:t>
-      </w:r>
-      <w:r>
-        <w:rPr>
-          <w:rFonts w:ascii="Arial" w:hAnsi="Arial" w:cs="Arial"/>
-          <w:sz w:val="24"/>
-          <w:szCs w:val="24"/>
-        </w:rPr>
-        <w:t xml:space="preserve"> </w:t>
       </w:r>
     </w:p>
     <w:p>

--- a/resources/docx/billing/carta-adeudo.docx
+++ b/resources/docx/billing/carta-adeudo.docx
@@ -336,23 +336,7 @@
           <w:sz w:val="24"/>
           <w:szCs w:val="24"/>
         </w:rPr>
-        <w:t>En caso de tener alguna duda, comentario y</w:t>
-      </w:r>
-      <w:r>
-        <w:rPr>
-          <w:rFonts w:ascii="Arial" w:hAnsi="Arial" w:cs="Arial"/>
-          <w:sz w:val="24"/>
-          <w:szCs w:val="24"/>
-        </w:rPr>
-        <w:t>/o aclaración, tiene hasta el 31</w:t>
-      </w:r>
-      <w:r>
-        <w:rPr>
-          <w:rFonts w:ascii="Arial" w:hAnsi="Arial" w:cs="Arial"/>
-          <w:sz w:val="24"/>
-          <w:szCs w:val="24"/>
-        </w:rPr>
-        <w:t xml:space="preserve"> de julio del presente año para indicárselo al administrador. </w:t>
+        <w:t xml:space="preserve">El corte es contemplando la cuota que debe de tener pagada hasta el mes corriente, en caso de tener alguna duda favor de comunicarse a la administración. </w:t>
       </w:r>
     </w:p>
     <w:p>
